--- a/CÔNG TY TNHH SẢN XUẤT VẠN SỰ PHÚC/VanSuPhuc_ThayDoi_CSH_DDPL/VanSuPhuc_ThayDoi_CSH_DDPL/HoSo2_MauSo10.docx
+++ b/CÔNG TY TNHH SẢN XUẤT VẠN SỰ PHÚC/VanSuPhuc_ThayDoi_CSH_DDPL/VanSuPhuc_ThayDoi_CSH_DDPL/HoSo2_MauSo10.docx
@@ -1172,14 +1172,7 @@
                 <w:sz w:val="24"/>
                 <w:szCs w:val="24"/>
               </w:rPr>
-              <w:t xml:space="preserve"> </w:t>
-            </w:r>
-            <w:r>
-              <w:rPr>
-                <w:sz w:val="24"/>
-                <w:szCs w:val="24"/>
-              </w:rPr>
-              <w:t>phường Tân Phú</w:t>
+              <w:t xml:space="preserve"> phường Tân Phú</w:t>
             </w:r>
             <w:r>
               <w:rPr>
@@ -1194,17 +1187,8 @@
                 <w:sz w:val="24"/>
                 <w:szCs w:val="24"/>
               </w:rPr>
-              <w:t xml:space="preserve"> </w:t>
-            </w:r>
-            <w:r>
-              <w:rPr>
-                <w:sz w:val="24"/>
-                <w:szCs w:val="24"/>
-              </w:rPr>
-              <w:t>Thành phố Đồng Nai</w:t>
-            </w:r>
-            <w:bookmarkStart w:id="0" w:name="_GoBack"/>
-            <w:bookmarkEnd w:id="0"/>
+              <w:t xml:space="preserve"> Thành phố Đồng Nai</w:t>
+            </w:r>
           </w:p>
         </w:tc>
         <w:tc>
@@ -1461,8 +1445,10 @@
                 <w:sz w:val="26"/>
                 <w:szCs w:val="26"/>
               </w:rPr>
-              <w:t>9</w:t>
-            </w:r>
+              <w:t>26</w:t>
+            </w:r>
+            <w:bookmarkStart w:id="0" w:name="_GoBack"/>
+            <w:bookmarkEnd w:id="0"/>
             <w:r>
               <w:rPr>
                 <w:rFonts w:ascii="Times New Roman" w:eastAsia="Calibri" w:hAnsi="Times New Roman" w:cs="Times New Roman"/>
